--- a/Scraps_Language_Design.docx
+++ b/Scraps_Language_Design.docx
@@ -574,18 +574,18 @@
           <w:sz w:val="24"/>
           <w:sz-cs w:val="24"/>
         </w:rPr>
-        <w:t xml:space="preserve">fn(x = use(a, b, c)) {. . .}</w:t>
-      </w:r>
-    </w:p>
-    <w:p>
-      <w:pPr/>
-      <w:r>
-        <w:rPr>
-          <w:rFonts w:ascii="Apple Color Emoji" w:hAnsi="Apple Color Emoji" w:cs="Apple Color Emoji"/>
-          <w:sz w:val="24"/>
-          <w:sz-cs w:val="24"/>
-        </w:rPr>
-        <w:t xml:space="preserve">⬜</w:t>
+        <w:t xml:space="preserve">fn(use(a, b, c)) {. . .} -&gt; x</w:t>
+      </w:r>
+    </w:p>
+    <w:p>
+      <w:pPr/>
+      <w:r>
+        <w:rPr>
+          <w:rFonts w:ascii="Apple Color Emoji" w:hAnsi="Apple Color Emoji" w:cs="Apple Color Emoji"/>
+          <w:sz w:val="24"/>
+          <w:sz-cs w:val="24"/>
+        </w:rPr>
+        <w:t xml:space="preserve">✅</w:t>
       </w:r>
       <w:r>
         <w:rPr>

--- a/Scraps_Language_Design.docx
+++ b/Scraps_Language_Design.docx
@@ -626,7 +626,7 @@
           <w:sz w:val="24"/>
           <w:sz-cs w:val="24"/>
         </w:rPr>
-        <w:t xml:space="preserve">⬜</w:t>
+        <w:t xml:space="preserve">✅</w:t>
       </w:r>
       <w:r>
         <w:rPr>
@@ -667,7 +667,7 @@
           <w:sz w:val="24"/>
           <w:sz-cs w:val="24"/>
         </w:rPr>
-        <w:t xml:space="preserve">⬜</w:t>
+        <w:t xml:space="preserve">✅</w:t>
       </w:r>
       <w:r>
         <w:rPr>
